--- a/Scripts & Results/06 SEAS Demographic Tables/SEAS Demographic Table.docx
+++ b/Scripts & Results/06 SEAS Demographic Tables/SEAS Demographic Table.docx
@@ -101,11 +101,15 @@
             <w:pPr>
               <w:rPr>
                 <w:rFonts w:ascii="Times New Roman" w:hAnsi="Times New Roman" w:cs="Times New Roman"/>
-              </w:rPr>
-            </w:pPr>
-            <w:r>
-              <w:rPr>
-                <w:rFonts w:ascii="Times New Roman" w:hAnsi="Times New Roman" w:cs="Times New Roman"/>
+                <w:i/>
+                <w:iCs/>
+              </w:rPr>
+            </w:pPr>
+            <w:r>
+              <w:rPr>
+                <w:rFonts w:ascii="Times New Roman" w:hAnsi="Times New Roman" w:cs="Times New Roman"/>
+                <w:i/>
+                <w:iCs/>
               </w:rPr>
               <w:t>n</w:t>
             </w:r>
@@ -171,7 +175,15 @@
               <w:rPr>
                 <w:rFonts w:ascii="Times New Roman" w:hAnsi="Times New Roman" w:cs="Times New Roman"/>
               </w:rPr>
-              <w:t>Age n (%)</w:t>
+              <w:t xml:space="preserve">Age </w:t>
+            </w:r>
+            <w:r>
+              <w:rPr>
+                <w:rFonts w:ascii="Times New Roman" w:hAnsi="Times New Roman" w:cs="Times New Roman"/>
+                <w:i/>
+                <w:iCs/>
+              </w:rPr>
+              <w:t>n</w:t>
             </w:r>
           </w:p>
         </w:tc>
@@ -237,7 +249,7 @@
               <w:rPr>
                 <w:rFonts w:ascii="Times New Roman" w:hAnsi="Times New Roman" w:cs="Times New Roman"/>
               </w:rPr>
-              <w:t>24 (24%)</w:t>
+              <w:t>24</w:t>
             </w:r>
           </w:p>
         </w:tc>
@@ -256,7 +268,7 @@
               <w:rPr>
                 <w:rFonts w:ascii="Times New Roman" w:hAnsi="Times New Roman" w:cs="Times New Roman"/>
               </w:rPr>
-              <w:t>24 (24.5%)</w:t>
+              <w:t>24</w:t>
             </w:r>
           </w:p>
         </w:tc>
@@ -296,7 +308,7 @@
               <w:rPr>
                 <w:rFonts w:ascii="Times New Roman" w:hAnsi="Times New Roman" w:cs="Times New Roman"/>
               </w:rPr>
-              <w:t>26 (26%)</w:t>
+              <w:t>26</w:t>
             </w:r>
           </w:p>
         </w:tc>
@@ -315,7 +327,7 @@
               <w:rPr>
                 <w:rFonts w:ascii="Times New Roman" w:hAnsi="Times New Roman" w:cs="Times New Roman"/>
               </w:rPr>
-              <w:t>24 (24.5%)</w:t>
+              <w:t>24</w:t>
             </w:r>
           </w:p>
         </w:tc>
@@ -355,7 +367,7 @@
               <w:rPr>
                 <w:rFonts w:ascii="Times New Roman" w:hAnsi="Times New Roman" w:cs="Times New Roman"/>
               </w:rPr>
-              <w:t>26 (26%)</w:t>
+              <w:t>26</w:t>
             </w:r>
           </w:p>
         </w:tc>
@@ -374,7 +386,7 @@
               <w:rPr>
                 <w:rFonts w:ascii="Times New Roman" w:hAnsi="Times New Roman" w:cs="Times New Roman"/>
               </w:rPr>
-              <w:t>25 (25.5%)</w:t>
+              <w:t>25</w:t>
             </w:r>
           </w:p>
         </w:tc>
@@ -414,7 +426,7 @@
               <w:rPr>
                 <w:rFonts w:ascii="Times New Roman" w:hAnsi="Times New Roman" w:cs="Times New Roman"/>
               </w:rPr>
-              <w:t>24 (24%)</w:t>
+              <w:t>24</w:t>
             </w:r>
           </w:p>
         </w:tc>
@@ -433,7 +445,7 @@
               <w:rPr>
                 <w:rFonts w:ascii="Times New Roman" w:hAnsi="Times New Roman" w:cs="Times New Roman"/>
               </w:rPr>
-              <w:t>25 (25.5%)</w:t>
+              <w:t>25</w:t>
             </w:r>
           </w:p>
         </w:tc>
@@ -453,7 +465,15 @@
               <w:rPr>
                 <w:rFonts w:ascii="Times New Roman" w:hAnsi="Times New Roman" w:cs="Times New Roman"/>
               </w:rPr>
-              <w:t>Gender n (%)</w:t>
+              <w:t xml:space="preserve">Gender </w:t>
+            </w:r>
+            <w:r>
+              <w:rPr>
+                <w:rFonts w:ascii="Times New Roman" w:hAnsi="Times New Roman" w:cs="Times New Roman"/>
+                <w:i/>
+                <w:iCs/>
+              </w:rPr>
+              <w:t>n</w:t>
             </w:r>
           </w:p>
         </w:tc>
@@ -519,7 +539,7 @@
               <w:rPr>
                 <w:rFonts w:ascii="Times New Roman" w:hAnsi="Times New Roman" w:cs="Times New Roman"/>
               </w:rPr>
-              <w:t>49 (49%)</w:t>
+              <w:t>49</w:t>
             </w:r>
           </w:p>
         </w:tc>
@@ -538,7 +558,13 @@
               <w:rPr>
                 <w:rFonts w:ascii="Times New Roman" w:hAnsi="Times New Roman" w:cs="Times New Roman"/>
               </w:rPr>
-              <w:t>52 (53%)</w:t>
+              <w:t>5</w:t>
+            </w:r>
+            <w:r>
+              <w:rPr>
+                <w:rFonts w:ascii="Times New Roman" w:hAnsi="Times New Roman" w:cs="Times New Roman"/>
+              </w:rPr>
+              <w:t>2</w:t>
             </w:r>
           </w:p>
         </w:tc>
@@ -578,7 +604,7 @@
               <w:rPr>
                 <w:rFonts w:ascii="Times New Roman" w:hAnsi="Times New Roman" w:cs="Times New Roman"/>
               </w:rPr>
-              <w:t>51 (51%)</w:t>
+              <w:t>51</w:t>
             </w:r>
           </w:p>
         </w:tc>
@@ -597,7 +623,7 @@
               <w:rPr>
                 <w:rFonts w:ascii="Times New Roman" w:hAnsi="Times New Roman" w:cs="Times New Roman"/>
               </w:rPr>
-              <w:t>45 (46%)</w:t>
+              <w:t>45</w:t>
             </w:r>
           </w:p>
         </w:tc>
@@ -637,7 +663,7 @@
               <w:rPr>
                 <w:rFonts w:ascii="Times New Roman" w:hAnsi="Times New Roman" w:cs="Times New Roman"/>
               </w:rPr>
-              <w:t>0 (0%)</w:t>
+              <w:t>0</w:t>
             </w:r>
           </w:p>
         </w:tc>
@@ -656,7 +682,7 @@
               <w:rPr>
                 <w:rFonts w:ascii="Times New Roman" w:hAnsi="Times New Roman" w:cs="Times New Roman"/>
               </w:rPr>
-              <w:t>1 (1%)</w:t>
+              <w:t>1</w:t>
             </w:r>
           </w:p>
         </w:tc>
@@ -676,7 +702,15 @@
               <w:rPr>
                 <w:rFonts w:ascii="Times New Roman" w:hAnsi="Times New Roman" w:cs="Times New Roman"/>
               </w:rPr>
-              <w:t>Race/Ethnicity n (%)</w:t>
+              <w:t xml:space="preserve">Race/Ethnicity </w:t>
+            </w:r>
+            <w:r>
+              <w:rPr>
+                <w:rFonts w:ascii="Times New Roman" w:hAnsi="Times New Roman" w:cs="Times New Roman"/>
+                <w:i/>
+                <w:iCs/>
+              </w:rPr>
+              <w:t>n</w:t>
             </w:r>
           </w:p>
         </w:tc>
@@ -742,7 +776,7 @@
               <w:rPr>
                 <w:rFonts w:ascii="Times New Roman" w:hAnsi="Times New Roman" w:cs="Times New Roman"/>
               </w:rPr>
-              <w:t>64 (64%)</w:t>
+              <w:t>64</w:t>
             </w:r>
           </w:p>
         </w:tc>
@@ -761,7 +795,7 @@
               <w:rPr>
                 <w:rFonts w:ascii="Times New Roman" w:hAnsi="Times New Roman" w:cs="Times New Roman"/>
               </w:rPr>
-              <w:t>53 (54%)</w:t>
+              <w:t>53</w:t>
             </w:r>
           </w:p>
         </w:tc>
@@ -801,7 +835,7 @@
               <w:rPr>
                 <w:rFonts w:ascii="Times New Roman" w:hAnsi="Times New Roman" w:cs="Times New Roman"/>
               </w:rPr>
-              <w:t>20 (20%)</w:t>
+              <w:t>20</w:t>
             </w:r>
           </w:p>
         </w:tc>
@@ -820,7 +854,7 @@
               <w:rPr>
                 <w:rFonts w:ascii="Times New Roman" w:hAnsi="Times New Roman" w:cs="Times New Roman"/>
               </w:rPr>
-              <w:t>13 (13%)</w:t>
+              <w:t>13</w:t>
             </w:r>
           </w:p>
         </w:tc>
@@ -860,7 +894,7 @@
               <w:rPr>
                 <w:rFonts w:ascii="Times New Roman" w:hAnsi="Times New Roman" w:cs="Times New Roman"/>
               </w:rPr>
-              <w:t>0 (0%)</w:t>
+              <w:t>0</w:t>
             </w:r>
           </w:p>
         </w:tc>
@@ -879,7 +913,7 @@
               <w:rPr>
                 <w:rFonts w:ascii="Times New Roman" w:hAnsi="Times New Roman" w:cs="Times New Roman"/>
               </w:rPr>
-              <w:t>4 (4%)</w:t>
+              <w:t>4</w:t>
             </w:r>
           </w:p>
         </w:tc>
@@ -919,7 +953,7 @@
               <w:rPr>
                 <w:rFonts w:ascii="Times New Roman" w:hAnsi="Times New Roman" w:cs="Times New Roman"/>
               </w:rPr>
-              <w:t>2 (2%)</w:t>
+              <w:t>2</w:t>
             </w:r>
           </w:p>
         </w:tc>
@@ -938,7 +972,7 @@
               <w:rPr>
                 <w:rFonts w:ascii="Times New Roman" w:hAnsi="Times New Roman" w:cs="Times New Roman"/>
               </w:rPr>
-              <w:t>2 (2%)</w:t>
+              <w:t>2</w:t>
             </w:r>
           </w:p>
         </w:tc>
@@ -978,7 +1012,7 @@
               <w:rPr>
                 <w:rFonts w:ascii="Times New Roman" w:hAnsi="Times New Roman" w:cs="Times New Roman"/>
               </w:rPr>
-              <w:t>0 (0%)</w:t>
+              <w:t>0</w:t>
             </w:r>
           </w:p>
         </w:tc>
@@ -997,7 +1031,7 @@
               <w:rPr>
                 <w:rFonts w:ascii="Times New Roman" w:hAnsi="Times New Roman" w:cs="Times New Roman"/>
               </w:rPr>
-              <w:t>0 (0%)</w:t>
+              <w:t>0</w:t>
             </w:r>
           </w:p>
         </w:tc>
@@ -1037,7 +1071,7 @@
               <w:rPr>
                 <w:rFonts w:ascii="Times New Roman" w:hAnsi="Times New Roman" w:cs="Times New Roman"/>
               </w:rPr>
-              <w:t>1 (1%)</w:t>
+              <w:t>1</w:t>
             </w:r>
           </w:p>
         </w:tc>
@@ -1056,7 +1090,7 @@
               <w:rPr>
                 <w:rFonts w:ascii="Times New Roman" w:hAnsi="Times New Roman" w:cs="Times New Roman"/>
               </w:rPr>
-              <w:t>1 (1%)</w:t>
+              <w:t>1</w:t>
             </w:r>
           </w:p>
         </w:tc>
@@ -1096,7 +1130,7 @@
               <w:rPr>
                 <w:rFonts w:ascii="Times New Roman" w:hAnsi="Times New Roman" w:cs="Times New Roman"/>
               </w:rPr>
-              <w:t>11 (11%)</w:t>
+              <w:t>11</w:t>
             </w:r>
           </w:p>
         </w:tc>
@@ -1115,19 +1149,7 @@
               <w:rPr>
                 <w:rFonts w:ascii="Times New Roman" w:hAnsi="Times New Roman" w:cs="Times New Roman"/>
               </w:rPr>
-              <w:t>17 (1</w:t>
-            </w:r>
-            <w:r>
-              <w:rPr>
-                <w:rFonts w:ascii="Times New Roman" w:hAnsi="Times New Roman" w:cs="Times New Roman"/>
-              </w:rPr>
-              <w:t>8</w:t>
-            </w:r>
-            <w:r>
-              <w:rPr>
-                <w:rFonts w:ascii="Times New Roman" w:hAnsi="Times New Roman" w:cs="Times New Roman"/>
-              </w:rPr>
-              <w:t>%)</w:t>
+              <w:t>17</w:t>
             </w:r>
           </w:p>
         </w:tc>
@@ -1167,7 +1189,7 @@
               <w:rPr>
                 <w:rFonts w:ascii="Times New Roman" w:hAnsi="Times New Roman" w:cs="Times New Roman"/>
               </w:rPr>
-              <w:t>2 (2%)</w:t>
+              <w:t>2</w:t>
             </w:r>
           </w:p>
         </w:tc>
@@ -1186,7 +1208,7 @@
               <w:rPr>
                 <w:rFonts w:ascii="Times New Roman" w:hAnsi="Times New Roman" w:cs="Times New Roman"/>
               </w:rPr>
-              <w:t>8 (8%)</w:t>
+              <w:t>8</w:t>
             </w:r>
           </w:p>
         </w:tc>
